--- a/Periodo 8/Projeto de Sistemas Digitais/5 - Trabalho 5 M3 28 11 2022/Relatório T1M3.docx
+++ b/Periodo 8/Projeto de Sistemas Digitais/5 - Trabalho 5 M3 28 11 2022/Relatório T1M3.docx
@@ -29520,6 +29520,46 @@
         </w:rPr>
         <w:t>, o circuito gerado foi prototipado no FPGA EP4CE115F29N da família Cyclone II da Altera.</w:t>
       </w:r>
+      <w:r>
+        <w:rPr>
+          <w:rFonts w:ascii="Arial" w:hAnsi="Arial" w:cs="Arial"/>
+          <w:sz w:val="24"/>
+          <w:szCs w:val="24"/>
+        </w:rPr>
+        <w:t xml:space="preserve"> </w:t>
+      </w:r>
+      <w:r>
+        <w:rPr>
+          <w:rFonts w:ascii="Arial" w:hAnsi="Arial" w:cs="Arial"/>
+          <w:sz w:val="24"/>
+          <w:szCs w:val="24"/>
+        </w:rPr>
+        <w:t xml:space="preserve">Foi usado uma frequência de clock de 50 MhZ através do pino </w:t>
+      </w:r>
+      <w:r>
+        <w:rPr>
+          <w:rFonts w:ascii="Arial" w:hAnsi="Arial" w:cs="Arial"/>
+          <w:sz w:val="24"/>
+          <w:szCs w:val="24"/>
+        </w:rPr>
+        <w:t>PIN_N2</w:t>
+      </w:r>
+      <w:r>
+        <w:rPr>
+          <w:rFonts w:ascii="Arial" w:hAnsi="Arial" w:cs="Arial"/>
+          <w:sz w:val="24"/>
+          <w:szCs w:val="24"/>
+        </w:rPr>
+        <w:t>.</w:t>
+      </w:r>
+      <w:r>
+        <w:rPr>
+          <w:rFonts w:ascii="Arial" w:hAnsi="Arial" w:cs="Arial"/>
+          <w:sz w:val="24"/>
+          <w:szCs w:val="24"/>
+        </w:rPr>
+        <w:t xml:space="preserve"> </w:t>
+      </w:r>
     </w:p>
     <w:p>
       <w:pPr>
@@ -29532,18 +29572,8 @@
           <w:szCs w:val="24"/>
         </w:rPr>
       </w:pPr>
-    </w:p>
-    <w:p>
-      <w:pPr>
-        <w:spacing w:after="0" w:line="276" w:lineRule="auto"/>
-        <w:ind w:firstLine="708"/>
-        <w:jc w:val="both"/>
-        <w:rPr>
-          <w:rFonts w:ascii="Arial" w:hAnsi="Arial" w:cs="Arial"/>
-          <w:sz w:val="24"/>
-          <w:szCs w:val="24"/>
-        </w:rPr>
-      </w:pPr>
+      <w:bookmarkStart w:id="18" w:name="_GoBack"/>
+      <w:bookmarkEnd w:id="18"/>
     </w:p>
     <w:p>
       <w:pPr>
@@ -29561,7 +29591,7 @@
           <w:szCs w:val="24"/>
         </w:rPr>
       </w:pPr>
-      <w:bookmarkStart w:id="18" w:name="_Toc120698999"/>
+      <w:bookmarkStart w:id="19" w:name="_Toc120698999"/>
       <w:r>
         <w:rPr>
           <w:rFonts w:ascii="Arial" w:hAnsi="Arial" w:cs="Arial"/>
@@ -29571,7 +29601,7 @@
         </w:rPr>
         <w:t>MAPEAMENTO DOS PINOS</w:t>
       </w:r>
-      <w:bookmarkEnd w:id="18"/>
+      <w:bookmarkEnd w:id="19"/>
     </w:p>
     <w:p>
       <w:pPr>
@@ -30155,8 +30185,6 @@
               </w:rPr>
               <w:t>Vermelho</w:t>
             </w:r>
-            <w:bookmarkStart w:id="19" w:name="_GoBack"/>
-            <w:bookmarkEnd w:id="19"/>
           </w:p>
         </w:tc>
         <w:tc>
@@ -31494,7 +31522,7 @@
             <w:sz w:val="20"/>
             <w:szCs w:val="20"/>
           </w:rPr>
-          <w:t>29</w:t>
+          <w:t>28</w:t>
         </w:r>
         <w:r>
           <w:rPr>
@@ -36673,7 +36701,7 @@
 </file>
 
 <file path=customXml/itemProps1.xml><?xml version="1.0" encoding="utf-8"?>
-<ds:datastoreItem xmlns:ds="http://schemas.openxmlformats.org/officeDocument/2006/customXml" ds:itemID="{727ABACE-A15F-4425-833B-78D4A02392EF}">
+<ds:datastoreItem xmlns:ds="http://schemas.openxmlformats.org/officeDocument/2006/customXml" ds:itemID="{AD39B484-AF00-4844-A8EA-41D105371363}">
   <ds:schemaRefs>
     <ds:schemaRef ds:uri="http://schemas.openxmlformats.org/officeDocument/2006/bibliography"/>
   </ds:schemaRefs>
